--- a/output/第10期計画_3町ヒアリング資料.docx
+++ b/output/第10期計画_3町ヒアリング資料.docx
@@ -256,7 +256,7 @@
                 <w:b w:val="0"/>
                 <w:sz w:val="19"/>
               </w:rPr>
-              <w:t>令和6〜8年度の施策・事業実績と、町別住民基本台帳人口（年齢5歳階級別）。この2件は、これがないと業務そのものが完了しない資料です。</w:t>
+              <w:t>令和6〜8年度の施策・事業実績と、町別の第1号被保険者数（年齢階級別）。この2件は、これがないと業務そのものが完了しない資料です。</w:t>
             </w:r>
           </w:p>
         </w:tc>
@@ -4209,7 +4209,7 @@
                 <w:b w:val="0"/>
                 <w:sz w:val="19"/>
               </w:rPr>
-              <w:t>国勢調査の人口等基本集計（令和8年11月頃公表見込み）を待たず、住民基本台帳の年齢5歳階級別の構成比を①の総人口に適用する。基本集計の公表後に差し替える。</w:t>
+              <w:t>国勢調査の人口等基本集計（令和8年11月頃公表見込み）を待たず、住民基本台帳の年齢5歳階級別の構成比を①の総人口に適用する。基本集計の公表後に差し替える。【平成31年から令和7年までの7年分を入手済み】</w:t>
             </w:r>
           </w:p>
         </w:tc>
@@ -4229,7 +4229,7 @@
                 <w:b w:val="0"/>
                 <w:sz w:val="19"/>
               </w:rPr>
-              <w:t>町別住民基本台帳人口（年齢5歳階級別）</w:t>
+              <w:t>住民基本台帳年齢別人口（市区町村別・各年1月1日現在）</w:t>
             </w:r>
           </w:p>
         </w:tc>
@@ -4272,7 +4272,7 @@
                 <w:b w:val="0"/>
                 <w:sz w:val="19"/>
               </w:rPr>
-              <w:t>社人研推計を基本としつつ、令和2年から令和7年の実績との乖離が大きい町は伸び率を補正する。総合戦略の人口推計のカーブを補正の方向の参考とする。</w:t>
+              <w:t>社人研推計を基本としつつ、令和2年から令和7年の実績との乖離が大きい町は伸び率を補正する。この5年は社人研 令和5年推計の基準年から最初の推計年までの区間であり、推計そのものを実績で検証できる。【算定済み。下表のとおり】</w:t>
             </w:r>
           </w:p>
         </w:tc>
@@ -4291,7 +4291,7 @@
                 <w:b w:val="0"/>
                 <w:sz w:val="19"/>
               </w:rPr>
-              <w:t>社人研 令和5年推計、総合戦略、国勢調査の実績</w:t>
+              <w:t>社人研 令和5年推計、住民基本台帳、国勢調査の実績</w:t>
             </w:r>
           </w:p>
         </w:tc>
@@ -4362,6 +4362,1235 @@
         </w:tc>
       </w:tr>
     </w:tbl>
+    <w:p>
+      <w:r>
+        <w:rPr>
+          <w:rFonts w:ascii="游ゴシック" w:hAnsi="游ゴシック" w:eastAsia="游ゴシック"/>
+          <w:b/>
+          <w:sz w:val="21"/>
+        </w:rPr>
+        <w:t>③の算定結果は次のとおりです。町ごとに補正の向きが異なり、特に75歳以上は東川町と東神楽町で向きが逆になります。</w:t>
+      </w:r>
+    </w:p>
+    <w:p>
+      <w:pPr>
+        <w:keepNext/>
+        <w:spacing w:before="160" w:after="40"/>
+      </w:pPr>
+      <w:r>
+        <w:rPr>
+          <w:rFonts w:ascii="游ゴシック" w:hAnsi="游ゴシック" w:eastAsia="游ゴシック"/>
+          <w:b/>
+          <w:sz w:val="20"/>
+        </w:rPr>
+        <w:t>表7　町別・年齢階級別の伸び率の突合（令和2年1月1日→令和7年1月1日・5年）</w:t>
+      </w:r>
+    </w:p>
+    <w:tbl>
+      <w:tblPr>
+        <w:tblStyle w:val="TableGrid"/>
+        <w:tblW w:type="auto" w:w="0"/>
+        <w:tblLayout w:type="fixed"/>
+        <w:tblLook w:firstColumn="1" w:firstRow="1" w:lastColumn="0" w:lastRow="0" w:noHBand="0" w:noVBand="1" w:val="04A0"/>
+        <w:tblCellMar>
+          <w:top w:w="34" w:type="dxa"/>
+          <w:left w:w="68" w:type="dxa"/>
+          <w:bottom w:w="34" w:type="dxa"/>
+          <w:right w:w="68" w:type="dxa"/>
+        </w:tblCellMar>
+      </w:tblPr>
+      <w:tblGrid>
+        <w:gridCol w:w="1625"/>
+        <w:gridCol w:w="1625"/>
+        <w:gridCol w:w="1625"/>
+        <w:gridCol w:w="1625"/>
+        <w:gridCol w:w="1625"/>
+        <w:gridCol w:w="1625"/>
+      </w:tblGrid>
+      <w:tr>
+        <w:trPr>
+          <w:tblHeader/>
+        </w:trPr>
+        <w:tc>
+          <w:tcPr>
+            <w:tcW w:type="dxa" w:w="1077"/>
+            <w:vAlign w:val="center"/>
+            <w:shd w:val="clear" w:color="auto" w:fill="1F3864"/>
+          </w:tcPr>
+          <w:p>
+            <w:pPr>
+              <w:spacing w:after="0"/>
+              <w:jc w:val="center"/>
+            </w:pPr>
+            <w:r>
+              <w:rPr>
+                <w:rFonts w:ascii="游ゴシック" w:hAnsi="游ゴシック" w:eastAsia="游ゴシック"/>
+                <w:b/>
+                <w:color w:val="FFFFFF"/>
+                <w:sz w:val="19"/>
+              </w:rPr>
+              <w:t>町</w:t>
+            </w:r>
+          </w:p>
+        </w:tc>
+        <w:tc>
+          <w:tcPr>
+            <w:tcW w:type="dxa" w:w="1191"/>
+            <w:vAlign w:val="center"/>
+            <w:shd w:val="clear" w:color="auto" w:fill="1F3864"/>
+          </w:tcPr>
+          <w:p>
+            <w:pPr>
+              <w:spacing w:after="0"/>
+              <w:jc w:val="center"/>
+            </w:pPr>
+            <w:r>
+              <w:rPr>
+                <w:rFonts w:ascii="游ゴシック" w:hAnsi="游ゴシック" w:eastAsia="游ゴシック"/>
+                <w:b/>
+                <w:color w:val="FFFFFF"/>
+                <w:sz w:val="19"/>
+              </w:rPr>
+              <w:t>区分</w:t>
+            </w:r>
+          </w:p>
+        </w:tc>
+        <w:tc>
+          <w:tcPr>
+            <w:tcW w:type="dxa" w:w="1474"/>
+            <w:vAlign w:val="center"/>
+            <w:shd w:val="clear" w:color="auto" w:fill="1F3864"/>
+          </w:tcPr>
+          <w:p>
+            <w:pPr>
+              <w:spacing w:after="0"/>
+              <w:jc w:val="center"/>
+            </w:pPr>
+            <w:r>
+              <w:rPr>
+                <w:rFonts w:ascii="游ゴシック" w:hAnsi="游ゴシック" w:eastAsia="游ゴシック"/>
+                <w:b/>
+                <w:color w:val="FFFFFF"/>
+                <w:sz w:val="19"/>
+              </w:rPr>
+              <w:t>住民基本台帳</w:t>
+              <w:br/>
+              <w:t>（実績）</w:t>
+            </w:r>
+          </w:p>
+        </w:tc>
+        <w:tc>
+          <w:tcPr>
+            <w:tcW w:type="dxa" w:w="1361"/>
+            <w:vAlign w:val="center"/>
+            <w:shd w:val="clear" w:color="auto" w:fill="1F3864"/>
+          </w:tcPr>
+          <w:p>
+            <w:pPr>
+              <w:spacing w:after="0"/>
+              <w:jc w:val="center"/>
+            </w:pPr>
+            <w:r>
+              <w:rPr>
+                <w:rFonts w:ascii="游ゴシック" w:hAnsi="游ゴシック" w:eastAsia="游ゴシック"/>
+                <w:b/>
+                <w:color w:val="FFFFFF"/>
+                <w:sz w:val="19"/>
+              </w:rPr>
+              <w:t>社人研</w:t>
+              <w:br/>
+              <w:t>（推計）</w:t>
+            </w:r>
+          </w:p>
+        </w:tc>
+        <w:tc>
+          <w:tcPr>
+            <w:tcW w:type="dxa" w:w="1134"/>
+            <w:vAlign w:val="center"/>
+            <w:shd w:val="clear" w:color="auto" w:fill="1F3864"/>
+          </w:tcPr>
+          <w:p>
+            <w:pPr>
+              <w:spacing w:after="0"/>
+              <w:jc w:val="center"/>
+            </w:pPr>
+            <w:r>
+              <w:rPr>
+                <w:rFonts w:ascii="游ゴシック" w:hAnsi="游ゴシック" w:eastAsia="游ゴシック"/>
+                <w:b/>
+                <w:color w:val="FFFFFF"/>
+                <w:sz w:val="19"/>
+              </w:rPr>
+              <w:t>年平均の差</w:t>
+            </w:r>
+          </w:p>
+        </w:tc>
+        <w:tc>
+          <w:tcPr>
+            <w:tcW w:type="dxa" w:w="3515"/>
+            <w:vAlign w:val="center"/>
+            <w:shd w:val="clear" w:color="auto" w:fill="1F3864"/>
+          </w:tcPr>
+          <w:p>
+            <w:pPr>
+              <w:spacing w:after="0"/>
+              <w:jc w:val="center"/>
+            </w:pPr>
+            <w:r>
+              <w:rPr>
+                <w:rFonts w:ascii="游ゴシック" w:hAnsi="游ゴシック" w:eastAsia="游ゴシック"/>
+                <w:b/>
+                <w:color w:val="FFFFFF"/>
+                <w:sz w:val="19"/>
+              </w:rPr>
+              <w:t>補正の向き</w:t>
+            </w:r>
+          </w:p>
+        </w:tc>
+      </w:tr>
+      <w:tr>
+        <w:trPr>
+          <w:cantSplit/>
+        </w:trPr>
+        <w:tc>
+          <w:tcPr>
+            <w:tcW w:type="dxa" w:w="1077"/>
+            <w:vAlign w:val="center"/>
+          </w:tcPr>
+          <w:p>
+            <w:pPr>
+              <w:spacing w:after="0"/>
+            </w:pPr>
+            <w:r>
+              <w:rPr>
+                <w:rFonts w:ascii="游ゴシック" w:hAnsi="游ゴシック" w:eastAsia="游ゴシック"/>
+                <w:b/>
+                <w:sz w:val="19"/>
+              </w:rPr>
+              <w:t>東川町</w:t>
+            </w:r>
+          </w:p>
+        </w:tc>
+        <w:tc>
+          <w:tcPr>
+            <w:tcW w:type="dxa" w:w="1191"/>
+            <w:vAlign w:val="center"/>
+          </w:tcPr>
+          <w:p>
+            <w:pPr>
+              <w:spacing w:after="0"/>
+            </w:pPr>
+            <w:r>
+              <w:rPr>
+                <w:rFonts w:ascii="游ゴシック" w:hAnsi="游ゴシック" w:eastAsia="游ゴシック"/>
+                <w:b w:val="0"/>
+                <w:sz w:val="19"/>
+              </w:rPr>
+              <w:t>65〜74歳</w:t>
+            </w:r>
+          </w:p>
+        </w:tc>
+        <w:tc>
+          <w:tcPr>
+            <w:tcW w:type="dxa" w:w="1474"/>
+            <w:vAlign w:val="center"/>
+          </w:tcPr>
+          <w:p>
+            <w:pPr>
+              <w:spacing w:after="0"/>
+              <w:jc w:val="center"/>
+            </w:pPr>
+            <w:r>
+              <w:rPr>
+                <w:rFonts w:ascii="游ゴシック" w:hAnsi="游ゴシック" w:eastAsia="游ゴシック"/>
+                <w:b w:val="0"/>
+                <w:sz w:val="19"/>
+              </w:rPr>
+              <w:t>▲3.24％</w:t>
+            </w:r>
+          </w:p>
+        </w:tc>
+        <w:tc>
+          <w:tcPr>
+            <w:tcW w:type="dxa" w:w="1361"/>
+            <w:vAlign w:val="center"/>
+          </w:tcPr>
+          <w:p>
+            <w:pPr>
+              <w:spacing w:after="0"/>
+              <w:jc w:val="center"/>
+            </w:pPr>
+            <w:r>
+              <w:rPr>
+                <w:rFonts w:ascii="游ゴシック" w:hAnsi="游ゴシック" w:eastAsia="游ゴシック"/>
+                <w:b w:val="0"/>
+                <w:sz w:val="19"/>
+              </w:rPr>
+              <w:t>▲3.37％</w:t>
+            </w:r>
+          </w:p>
+        </w:tc>
+        <w:tc>
+          <w:tcPr>
+            <w:tcW w:type="dxa" w:w="1134"/>
+            <w:vAlign w:val="center"/>
+          </w:tcPr>
+          <w:p>
+            <w:pPr>
+              <w:spacing w:after="0"/>
+              <w:jc w:val="center"/>
+            </w:pPr>
+            <w:r>
+              <w:rPr>
+                <w:rFonts w:ascii="游ゴシック" w:hAnsi="游ゴシック" w:eastAsia="游ゴシック"/>
+                <w:b w:val="0"/>
+                <w:sz w:val="19"/>
+              </w:rPr>
+              <w:t>▲0.13pt</w:t>
+            </w:r>
+          </w:p>
+        </w:tc>
+        <w:tc>
+          <w:tcPr>
+            <w:tcW w:type="dxa" w:w="3515"/>
+            <w:vAlign w:val="center"/>
+          </w:tcPr>
+          <w:p>
+            <w:pPr>
+              <w:spacing w:after="0"/>
+            </w:pPr>
+            <w:r>
+              <w:rPr>
+                <w:rFonts w:ascii="游ゴシック" w:hAnsi="游ゴシック" w:eastAsia="游ゴシック"/>
+                <w:b w:val="0"/>
+                <w:sz w:val="19"/>
+              </w:rPr>
+              <w:t>補正しない</w:t>
+            </w:r>
+          </w:p>
+        </w:tc>
+      </w:tr>
+      <w:tr>
+        <w:trPr>
+          <w:cantSplit/>
+        </w:trPr>
+        <w:tc>
+          <w:tcPr>
+            <w:tcW w:type="dxa" w:w="1077"/>
+            <w:vAlign w:val="center"/>
+            <w:shd w:val="clear" w:color="auto" w:fill="F2F5FA"/>
+          </w:tcPr>
+          <w:p>
+            <w:pPr>
+              <w:spacing w:after="0"/>
+            </w:pPr>
+            <w:r>
+              <w:rPr>
+                <w:rFonts w:ascii="游ゴシック" w:hAnsi="游ゴシック" w:eastAsia="游ゴシック"/>
+                <w:b/>
+                <w:sz w:val="19"/>
+              </w:rPr>
+            </w:r>
+          </w:p>
+        </w:tc>
+        <w:tc>
+          <w:tcPr>
+            <w:tcW w:type="dxa" w:w="1191"/>
+            <w:vAlign w:val="center"/>
+            <w:shd w:val="clear" w:color="auto" w:fill="F2F5FA"/>
+          </w:tcPr>
+          <w:p>
+            <w:pPr>
+              <w:spacing w:after="0"/>
+            </w:pPr>
+            <w:r>
+              <w:rPr>
+                <w:rFonts w:ascii="游ゴシック" w:hAnsi="游ゴシック" w:eastAsia="游ゴシック"/>
+                <w:b w:val="0"/>
+                <w:sz w:val="19"/>
+              </w:rPr>
+              <w:t>75歳以上</w:t>
+            </w:r>
+          </w:p>
+        </w:tc>
+        <w:tc>
+          <w:tcPr>
+            <w:tcW w:type="dxa" w:w="1474"/>
+            <w:vAlign w:val="center"/>
+            <w:shd w:val="clear" w:color="auto" w:fill="F2F5FA"/>
+          </w:tcPr>
+          <w:p>
+            <w:pPr>
+              <w:spacing w:after="0"/>
+              <w:jc w:val="center"/>
+            </w:pPr>
+            <w:r>
+              <w:rPr>
+                <w:rFonts w:ascii="游ゴシック" w:hAnsi="游ゴシック" w:eastAsia="游ゴシック"/>
+                <w:b w:val="0"/>
+                <w:sz w:val="19"/>
+              </w:rPr>
+              <w:t>＋2.91％</w:t>
+            </w:r>
+          </w:p>
+        </w:tc>
+        <w:tc>
+          <w:tcPr>
+            <w:tcW w:type="dxa" w:w="1361"/>
+            <w:vAlign w:val="center"/>
+            <w:shd w:val="clear" w:color="auto" w:fill="F2F5FA"/>
+          </w:tcPr>
+          <w:p>
+            <w:pPr>
+              <w:spacing w:after="0"/>
+              <w:jc w:val="center"/>
+            </w:pPr>
+            <w:r>
+              <w:rPr>
+                <w:rFonts w:ascii="游ゴシック" w:hAnsi="游ゴシック" w:eastAsia="游ゴシック"/>
+                <w:b w:val="0"/>
+                <w:sz w:val="19"/>
+              </w:rPr>
+              <w:t>＋1.83％</w:t>
+            </w:r>
+          </w:p>
+        </w:tc>
+        <w:tc>
+          <w:tcPr>
+            <w:tcW w:type="dxa" w:w="1134"/>
+            <w:vAlign w:val="center"/>
+            <w:shd w:val="clear" w:color="auto" w:fill="F2F5FA"/>
+          </w:tcPr>
+          <w:p>
+            <w:pPr>
+              <w:spacing w:after="0"/>
+              <w:jc w:val="center"/>
+            </w:pPr>
+            <w:r>
+              <w:rPr>
+                <w:rFonts w:ascii="游ゴシック" w:hAnsi="游ゴシック" w:eastAsia="游ゴシック"/>
+                <w:b w:val="0"/>
+                <w:sz w:val="19"/>
+              </w:rPr>
+              <w:t>▲1.08pt</w:t>
+            </w:r>
+          </w:p>
+        </w:tc>
+        <w:tc>
+          <w:tcPr>
+            <w:tcW w:type="dxa" w:w="3515"/>
+            <w:vAlign w:val="center"/>
+            <w:shd w:val="clear" w:color="auto" w:fill="F2F5FA"/>
+          </w:tcPr>
+          <w:p>
+            <w:pPr>
+              <w:spacing w:after="0"/>
+            </w:pPr>
+            <w:r>
+              <w:rPr>
+                <w:rFonts w:ascii="游ゴシック" w:hAnsi="游ゴシック" w:eastAsia="游ゴシック"/>
+                <w:b w:val="0"/>
+                <w:sz w:val="19"/>
+              </w:rPr>
+              <w:t>上方に補正（3年で＋3.2％）</w:t>
+            </w:r>
+          </w:p>
+        </w:tc>
+      </w:tr>
+      <w:tr>
+        <w:trPr>
+          <w:cantSplit/>
+        </w:trPr>
+        <w:tc>
+          <w:tcPr>
+            <w:tcW w:type="dxa" w:w="1077"/>
+            <w:vAlign w:val="center"/>
+          </w:tcPr>
+          <w:p>
+            <w:pPr>
+              <w:spacing w:after="0"/>
+            </w:pPr>
+            <w:r>
+              <w:rPr>
+                <w:rFonts w:ascii="游ゴシック" w:hAnsi="游ゴシック" w:eastAsia="游ゴシック"/>
+                <w:b/>
+                <w:sz w:val="19"/>
+              </w:rPr>
+              <w:t>美瑛町</w:t>
+            </w:r>
+          </w:p>
+        </w:tc>
+        <w:tc>
+          <w:tcPr>
+            <w:tcW w:type="dxa" w:w="1191"/>
+            <w:vAlign w:val="center"/>
+          </w:tcPr>
+          <w:p>
+            <w:pPr>
+              <w:spacing w:after="0"/>
+            </w:pPr>
+            <w:r>
+              <w:rPr>
+                <w:rFonts w:ascii="游ゴシック" w:hAnsi="游ゴシック" w:eastAsia="游ゴシック"/>
+                <w:b w:val="0"/>
+                <w:sz w:val="19"/>
+              </w:rPr>
+              <w:t>65〜74歳</w:t>
+            </w:r>
+          </w:p>
+        </w:tc>
+        <w:tc>
+          <w:tcPr>
+            <w:tcW w:type="dxa" w:w="1474"/>
+            <w:vAlign w:val="center"/>
+          </w:tcPr>
+          <w:p>
+            <w:pPr>
+              <w:spacing w:after="0"/>
+              <w:jc w:val="center"/>
+            </w:pPr>
+            <w:r>
+              <w:rPr>
+                <w:rFonts w:ascii="游ゴシック" w:hAnsi="游ゴシック" w:eastAsia="游ゴシック"/>
+                <w:b w:val="0"/>
+                <w:sz w:val="19"/>
+              </w:rPr>
+              <w:t>▲2.72％</w:t>
+            </w:r>
+          </w:p>
+        </w:tc>
+        <w:tc>
+          <w:tcPr>
+            <w:tcW w:type="dxa" w:w="1361"/>
+            <w:vAlign w:val="center"/>
+          </w:tcPr>
+          <w:p>
+            <w:pPr>
+              <w:spacing w:after="0"/>
+              <w:jc w:val="center"/>
+            </w:pPr>
+            <w:r>
+              <w:rPr>
+                <w:rFonts w:ascii="游ゴシック" w:hAnsi="游ゴシック" w:eastAsia="游ゴシック"/>
+                <w:b w:val="0"/>
+                <w:sz w:val="19"/>
+              </w:rPr>
+              <w:t>▲4.66％</w:t>
+            </w:r>
+          </w:p>
+        </w:tc>
+        <w:tc>
+          <w:tcPr>
+            <w:tcW w:type="dxa" w:w="1134"/>
+            <w:vAlign w:val="center"/>
+          </w:tcPr>
+          <w:p>
+            <w:pPr>
+              <w:spacing w:after="0"/>
+              <w:jc w:val="center"/>
+            </w:pPr>
+            <w:r>
+              <w:rPr>
+                <w:rFonts w:ascii="游ゴシック" w:hAnsi="游ゴシック" w:eastAsia="游ゴシック"/>
+                <w:b w:val="0"/>
+                <w:sz w:val="19"/>
+              </w:rPr>
+              <w:t>▲1.94pt</w:t>
+            </w:r>
+          </w:p>
+        </w:tc>
+        <w:tc>
+          <w:tcPr>
+            <w:tcW w:type="dxa" w:w="3515"/>
+            <w:vAlign w:val="center"/>
+          </w:tcPr>
+          <w:p>
+            <w:pPr>
+              <w:spacing w:after="0"/>
+            </w:pPr>
+            <w:r>
+              <w:rPr>
+                <w:rFonts w:ascii="游ゴシック" w:hAnsi="游ゴシック" w:eastAsia="游ゴシック"/>
+                <w:b w:val="0"/>
+                <w:sz w:val="19"/>
+              </w:rPr>
+              <w:t>上方に補正（3年で＋6.2％）</w:t>
+            </w:r>
+          </w:p>
+        </w:tc>
+      </w:tr>
+      <w:tr>
+        <w:trPr>
+          <w:cantSplit/>
+        </w:trPr>
+        <w:tc>
+          <w:tcPr>
+            <w:tcW w:type="dxa" w:w="1077"/>
+            <w:vAlign w:val="center"/>
+            <w:shd w:val="clear" w:color="auto" w:fill="F2F5FA"/>
+          </w:tcPr>
+          <w:p>
+            <w:pPr>
+              <w:spacing w:after="0"/>
+            </w:pPr>
+            <w:r>
+              <w:rPr>
+                <w:rFonts w:ascii="游ゴシック" w:hAnsi="游ゴシック" w:eastAsia="游ゴシック"/>
+                <w:b/>
+                <w:sz w:val="19"/>
+              </w:rPr>
+            </w:r>
+          </w:p>
+        </w:tc>
+        <w:tc>
+          <w:tcPr>
+            <w:tcW w:type="dxa" w:w="1191"/>
+            <w:vAlign w:val="center"/>
+            <w:shd w:val="clear" w:color="auto" w:fill="F2F5FA"/>
+          </w:tcPr>
+          <w:p>
+            <w:pPr>
+              <w:spacing w:after="0"/>
+            </w:pPr>
+            <w:r>
+              <w:rPr>
+                <w:rFonts w:ascii="游ゴシック" w:hAnsi="游ゴシック" w:eastAsia="游ゴシック"/>
+                <w:b w:val="0"/>
+                <w:sz w:val="19"/>
+              </w:rPr>
+              <w:t>75歳以上</w:t>
+            </w:r>
+          </w:p>
+        </w:tc>
+        <w:tc>
+          <w:tcPr>
+            <w:tcW w:type="dxa" w:w="1474"/>
+            <w:vAlign w:val="center"/>
+            <w:shd w:val="clear" w:color="auto" w:fill="F2F5FA"/>
+          </w:tcPr>
+          <w:p>
+            <w:pPr>
+              <w:spacing w:after="0"/>
+              <w:jc w:val="center"/>
+            </w:pPr>
+            <w:r>
+              <w:rPr>
+                <w:rFonts w:ascii="游ゴシック" w:hAnsi="游ゴシック" w:eastAsia="游ゴシック"/>
+                <w:b w:val="0"/>
+                <w:sz w:val="19"/>
+              </w:rPr>
+              <w:t>＋0.69％</w:t>
+            </w:r>
+          </w:p>
+        </w:tc>
+        <w:tc>
+          <w:tcPr>
+            <w:tcW w:type="dxa" w:w="1361"/>
+            <w:vAlign w:val="center"/>
+            <w:shd w:val="clear" w:color="auto" w:fill="F2F5FA"/>
+          </w:tcPr>
+          <w:p>
+            <w:pPr>
+              <w:spacing w:after="0"/>
+              <w:jc w:val="center"/>
+            </w:pPr>
+            <w:r>
+              <w:rPr>
+                <w:rFonts w:ascii="游ゴシック" w:hAnsi="游ゴシック" w:eastAsia="游ゴシック"/>
+                <w:b w:val="0"/>
+                <w:sz w:val="19"/>
+              </w:rPr>
+              <w:t>＋0.88％</w:t>
+            </w:r>
+          </w:p>
+        </w:tc>
+        <w:tc>
+          <w:tcPr>
+            <w:tcW w:type="dxa" w:w="1134"/>
+            <w:vAlign w:val="center"/>
+            <w:shd w:val="clear" w:color="auto" w:fill="F2F5FA"/>
+          </w:tcPr>
+          <w:p>
+            <w:pPr>
+              <w:spacing w:after="0"/>
+              <w:jc w:val="center"/>
+            </w:pPr>
+            <w:r>
+              <w:rPr>
+                <w:rFonts w:ascii="游ゴシック" w:hAnsi="游ゴシック" w:eastAsia="游ゴシック"/>
+                <w:b w:val="0"/>
+                <w:sz w:val="19"/>
+              </w:rPr>
+              <w:t>＋0.20pt</w:t>
+            </w:r>
+          </w:p>
+        </w:tc>
+        <w:tc>
+          <w:tcPr>
+            <w:tcW w:type="dxa" w:w="3515"/>
+            <w:vAlign w:val="center"/>
+            <w:shd w:val="clear" w:color="auto" w:fill="F2F5FA"/>
+          </w:tcPr>
+          <w:p>
+            <w:pPr>
+              <w:spacing w:after="0"/>
+            </w:pPr>
+            <w:r>
+              <w:rPr>
+                <w:rFonts w:ascii="游ゴシック" w:hAnsi="游ゴシック" w:eastAsia="游ゴシック"/>
+                <w:b w:val="0"/>
+                <w:sz w:val="19"/>
+              </w:rPr>
+              <w:t>補正しない（境界）</w:t>
+            </w:r>
+          </w:p>
+        </w:tc>
+      </w:tr>
+      <w:tr>
+        <w:trPr>
+          <w:cantSplit/>
+        </w:trPr>
+        <w:tc>
+          <w:tcPr>
+            <w:tcW w:type="dxa" w:w="1077"/>
+            <w:vAlign w:val="center"/>
+          </w:tcPr>
+          <w:p>
+            <w:pPr>
+              <w:spacing w:after="0"/>
+            </w:pPr>
+            <w:r>
+              <w:rPr>
+                <w:rFonts w:ascii="游ゴシック" w:hAnsi="游ゴシック" w:eastAsia="游ゴシック"/>
+                <w:b/>
+                <w:sz w:val="19"/>
+              </w:rPr>
+              <w:t>東神楽町</w:t>
+            </w:r>
+          </w:p>
+        </w:tc>
+        <w:tc>
+          <w:tcPr>
+            <w:tcW w:type="dxa" w:w="1191"/>
+            <w:vAlign w:val="center"/>
+          </w:tcPr>
+          <w:p>
+            <w:pPr>
+              <w:spacing w:after="0"/>
+            </w:pPr>
+            <w:r>
+              <w:rPr>
+                <w:rFonts w:ascii="游ゴシック" w:hAnsi="游ゴシック" w:eastAsia="游ゴシック"/>
+                <w:b w:val="0"/>
+                <w:sz w:val="19"/>
+              </w:rPr>
+              <w:t>65〜74歳</w:t>
+            </w:r>
+          </w:p>
+        </w:tc>
+        <w:tc>
+          <w:tcPr>
+            <w:tcW w:type="dxa" w:w="1474"/>
+            <w:vAlign w:val="center"/>
+          </w:tcPr>
+          <w:p>
+            <w:pPr>
+              <w:spacing w:after="0"/>
+              <w:jc w:val="center"/>
+            </w:pPr>
+            <w:r>
+              <w:rPr>
+                <w:rFonts w:ascii="游ゴシック" w:hAnsi="游ゴシック" w:eastAsia="游ゴシック"/>
+                <w:b w:val="0"/>
+                <w:sz w:val="19"/>
+              </w:rPr>
+              <w:t>▲0.19％</w:t>
+            </w:r>
+          </w:p>
+        </w:tc>
+        <w:tc>
+          <w:tcPr>
+            <w:tcW w:type="dxa" w:w="1361"/>
+            <w:vAlign w:val="center"/>
+          </w:tcPr>
+          <w:p>
+            <w:pPr>
+              <w:spacing w:after="0"/>
+              <w:jc w:val="center"/>
+            </w:pPr>
+            <w:r>
+              <w:rPr>
+                <w:rFonts w:ascii="游ゴシック" w:hAnsi="游ゴシック" w:eastAsia="游ゴシック"/>
+                <w:b w:val="0"/>
+                <w:sz w:val="19"/>
+              </w:rPr>
+              <w:t>▲1.55％</w:t>
+            </w:r>
+          </w:p>
+        </w:tc>
+        <w:tc>
+          <w:tcPr>
+            <w:tcW w:type="dxa" w:w="1134"/>
+            <w:vAlign w:val="center"/>
+          </w:tcPr>
+          <w:p>
+            <w:pPr>
+              <w:spacing w:after="0"/>
+              <w:jc w:val="center"/>
+            </w:pPr>
+            <w:r>
+              <w:rPr>
+                <w:rFonts w:ascii="游ゴシック" w:hAnsi="游ゴシック" w:eastAsia="游ゴシック"/>
+                <w:b w:val="0"/>
+                <w:sz w:val="19"/>
+              </w:rPr>
+              <w:t>▲1.36pt</w:t>
+            </w:r>
+          </w:p>
+        </w:tc>
+        <w:tc>
+          <w:tcPr>
+            <w:tcW w:type="dxa" w:w="3515"/>
+            <w:vAlign w:val="center"/>
+          </w:tcPr>
+          <w:p>
+            <w:pPr>
+              <w:spacing w:after="0"/>
+            </w:pPr>
+            <w:r>
+              <w:rPr>
+                <w:rFonts w:ascii="游ゴシック" w:hAnsi="游ゴシック" w:eastAsia="游ゴシック"/>
+                <w:b w:val="0"/>
+                <w:sz w:val="19"/>
+              </w:rPr>
+              <w:t>上方に補正（3年で＋4.2％）</w:t>
+            </w:r>
+          </w:p>
+        </w:tc>
+      </w:tr>
+      <w:tr>
+        <w:trPr>
+          <w:cantSplit/>
+        </w:trPr>
+        <w:tc>
+          <w:tcPr>
+            <w:tcW w:type="dxa" w:w="1077"/>
+            <w:vAlign w:val="center"/>
+            <w:shd w:val="clear" w:color="auto" w:fill="F2F5FA"/>
+          </w:tcPr>
+          <w:p>
+            <w:pPr>
+              <w:spacing w:after="0"/>
+            </w:pPr>
+            <w:r>
+              <w:rPr>
+                <w:rFonts w:ascii="游ゴシック" w:hAnsi="游ゴシック" w:eastAsia="游ゴシック"/>
+                <w:b/>
+                <w:sz w:val="19"/>
+              </w:rPr>
+            </w:r>
+          </w:p>
+        </w:tc>
+        <w:tc>
+          <w:tcPr>
+            <w:tcW w:type="dxa" w:w="1191"/>
+            <w:vAlign w:val="center"/>
+            <w:shd w:val="clear" w:color="auto" w:fill="F2F5FA"/>
+          </w:tcPr>
+          <w:p>
+            <w:pPr>
+              <w:spacing w:after="0"/>
+            </w:pPr>
+            <w:r>
+              <w:rPr>
+                <w:rFonts w:ascii="游ゴシック" w:hAnsi="游ゴシック" w:eastAsia="游ゴシック"/>
+                <w:b w:val="0"/>
+                <w:sz w:val="19"/>
+              </w:rPr>
+              <w:t>75歳以上</w:t>
+            </w:r>
+          </w:p>
+        </w:tc>
+        <w:tc>
+          <w:tcPr>
+            <w:tcW w:type="dxa" w:w="1474"/>
+            <w:vAlign w:val="center"/>
+            <w:shd w:val="clear" w:color="auto" w:fill="F2F5FA"/>
+          </w:tcPr>
+          <w:p>
+            <w:pPr>
+              <w:spacing w:after="0"/>
+              <w:jc w:val="center"/>
+            </w:pPr>
+            <w:r>
+              <w:rPr>
+                <w:rFonts w:ascii="游ゴシック" w:hAnsi="游ゴシック" w:eastAsia="游ゴシック"/>
+                <w:b w:val="0"/>
+                <w:sz w:val="19"/>
+              </w:rPr>
+              <w:t>＋2.10％</w:t>
+            </w:r>
+          </w:p>
+        </w:tc>
+        <w:tc>
+          <w:tcPr>
+            <w:tcW w:type="dxa" w:w="1361"/>
+            <w:vAlign w:val="center"/>
+            <w:shd w:val="clear" w:color="auto" w:fill="F2F5FA"/>
+          </w:tcPr>
+          <w:p>
+            <w:pPr>
+              <w:spacing w:after="0"/>
+              <w:jc w:val="center"/>
+            </w:pPr>
+            <w:r>
+              <w:rPr>
+                <w:rFonts w:ascii="游ゴシック" w:hAnsi="游ゴシック" w:eastAsia="游ゴシック"/>
+                <w:b w:val="0"/>
+                <w:sz w:val="19"/>
+              </w:rPr>
+              <w:t>＋3.58％</w:t>
+            </w:r>
+          </w:p>
+        </w:tc>
+        <w:tc>
+          <w:tcPr>
+            <w:tcW w:type="dxa" w:w="1134"/>
+            <w:vAlign w:val="center"/>
+            <w:shd w:val="clear" w:color="auto" w:fill="F2F5FA"/>
+          </w:tcPr>
+          <w:p>
+            <w:pPr>
+              <w:spacing w:after="0"/>
+              <w:jc w:val="center"/>
+            </w:pPr>
+            <w:r>
+              <w:rPr>
+                <w:rFonts w:ascii="游ゴシック" w:hAnsi="游ゴシック" w:eastAsia="游ゴシック"/>
+                <w:b w:val="0"/>
+                <w:sz w:val="19"/>
+              </w:rPr>
+              <w:t>＋1.48pt</w:t>
+            </w:r>
+          </w:p>
+        </w:tc>
+        <w:tc>
+          <w:tcPr>
+            <w:tcW w:type="dxa" w:w="3515"/>
+            <w:vAlign w:val="center"/>
+            <w:shd w:val="clear" w:color="auto" w:fill="F2F5FA"/>
+          </w:tcPr>
+          <w:p>
+            <w:pPr>
+              <w:spacing w:after="0"/>
+            </w:pPr>
+            <w:r>
+              <w:rPr>
+                <w:rFonts w:ascii="游ゴシック" w:hAnsi="游ゴシック" w:eastAsia="游ゴシック"/>
+                <w:b w:val="0"/>
+                <w:sz w:val="19"/>
+              </w:rPr>
+              <w:t>下方に補正（3年で▲4.2％）</w:t>
+            </w:r>
+          </w:p>
+        </w:tc>
+      </w:tr>
+      <w:tr>
+        <w:trPr>
+          <w:cantSplit/>
+        </w:trPr>
+        <w:tc>
+          <w:tcPr>
+            <w:tcW w:type="dxa" w:w="1077"/>
+            <w:vAlign w:val="center"/>
+          </w:tcPr>
+          <w:p>
+            <w:pPr>
+              <w:spacing w:after="0"/>
+            </w:pPr>
+            <w:r>
+              <w:rPr>
+                <w:rFonts w:ascii="游ゴシック" w:hAnsi="游ゴシック" w:eastAsia="游ゴシック"/>
+                <w:b/>
+                <w:sz w:val="19"/>
+              </w:rPr>
+              <w:t>3町計</w:t>
+            </w:r>
+          </w:p>
+        </w:tc>
+        <w:tc>
+          <w:tcPr>
+            <w:tcW w:type="dxa" w:w="1191"/>
+            <w:vAlign w:val="center"/>
+          </w:tcPr>
+          <w:p>
+            <w:pPr>
+              <w:spacing w:after="0"/>
+            </w:pPr>
+            <w:r>
+              <w:rPr>
+                <w:rFonts w:ascii="游ゴシック" w:hAnsi="游ゴシック" w:eastAsia="游ゴシック"/>
+                <w:b w:val="0"/>
+                <w:sz w:val="19"/>
+              </w:rPr>
+              <w:t>65〜74歳</w:t>
+            </w:r>
+          </w:p>
+        </w:tc>
+        <w:tc>
+          <w:tcPr>
+            <w:tcW w:type="dxa" w:w="1474"/>
+            <w:vAlign w:val="center"/>
+          </w:tcPr>
+          <w:p>
+            <w:pPr>
+              <w:spacing w:after="0"/>
+              <w:jc w:val="center"/>
+            </w:pPr>
+            <w:r>
+              <w:rPr>
+                <w:rFonts w:ascii="游ゴシック" w:hAnsi="游ゴシック" w:eastAsia="游ゴシック"/>
+                <w:b w:val="0"/>
+                <w:sz w:val="19"/>
+              </w:rPr>
+              <w:t>▲2.04％</w:t>
+            </w:r>
+          </w:p>
+        </w:tc>
+        <w:tc>
+          <w:tcPr>
+            <w:tcW w:type="dxa" w:w="1361"/>
+            <w:vAlign w:val="center"/>
+          </w:tcPr>
+          <w:p>
+            <w:pPr>
+              <w:spacing w:after="0"/>
+              <w:jc w:val="center"/>
+            </w:pPr>
+            <w:r>
+              <w:rPr>
+                <w:rFonts w:ascii="游ゴシック" w:hAnsi="游ゴシック" w:eastAsia="游ゴシック"/>
+                <w:b w:val="0"/>
+                <w:sz w:val="19"/>
+              </w:rPr>
+              <w:t>▲3.24％</w:t>
+            </w:r>
+          </w:p>
+        </w:tc>
+        <w:tc>
+          <w:tcPr>
+            <w:tcW w:type="dxa" w:w="1134"/>
+            <w:vAlign w:val="center"/>
+          </w:tcPr>
+          <w:p>
+            <w:pPr>
+              <w:spacing w:after="0"/>
+              <w:jc w:val="center"/>
+            </w:pPr>
+            <w:r>
+              <w:rPr>
+                <w:rFonts w:ascii="游ゴシック" w:hAnsi="游ゴシック" w:eastAsia="游ゴシック"/>
+                <w:b w:val="0"/>
+                <w:sz w:val="19"/>
+              </w:rPr>
+              <w:t>▲1.20pt</w:t>
+            </w:r>
+          </w:p>
+        </w:tc>
+        <w:tc>
+          <w:tcPr>
+            <w:tcW w:type="dxa" w:w="3515"/>
+            <w:vAlign w:val="center"/>
+          </w:tcPr>
+          <w:p>
+            <w:pPr>
+              <w:spacing w:after="0"/>
+            </w:pPr>
+            <w:r>
+              <w:rPr>
+                <w:rFonts w:ascii="游ゴシック" w:hAnsi="游ゴシック" w:eastAsia="游ゴシック"/>
+                <w:b w:val="0"/>
+                <w:sz w:val="19"/>
+              </w:rPr>
+              <w:t>上方に補正（3年で＋3.8％）</w:t>
+            </w:r>
+          </w:p>
+        </w:tc>
+      </w:tr>
+      <w:tr>
+        <w:trPr>
+          <w:cantSplit/>
+        </w:trPr>
+        <w:tc>
+          <w:tcPr>
+            <w:tcW w:type="dxa" w:w="1077"/>
+            <w:vAlign w:val="center"/>
+            <w:shd w:val="clear" w:color="auto" w:fill="F2F5FA"/>
+          </w:tcPr>
+          <w:p>
+            <w:pPr>
+              <w:spacing w:after="0"/>
+            </w:pPr>
+            <w:r>
+              <w:rPr>
+                <w:rFonts w:ascii="游ゴシック" w:hAnsi="游ゴシック" w:eastAsia="游ゴシック"/>
+                <w:b/>
+                <w:sz w:val="19"/>
+              </w:rPr>
+            </w:r>
+          </w:p>
+        </w:tc>
+        <w:tc>
+          <w:tcPr>
+            <w:tcW w:type="dxa" w:w="1191"/>
+            <w:vAlign w:val="center"/>
+            <w:shd w:val="clear" w:color="auto" w:fill="F2F5FA"/>
+          </w:tcPr>
+          <w:p>
+            <w:pPr>
+              <w:spacing w:after="0"/>
+            </w:pPr>
+            <w:r>
+              <w:rPr>
+                <w:rFonts w:ascii="游ゴシック" w:hAnsi="游ゴシック" w:eastAsia="游ゴシック"/>
+                <w:b w:val="0"/>
+                <w:sz w:val="19"/>
+              </w:rPr>
+              <w:t>75歳以上</w:t>
+            </w:r>
+          </w:p>
+        </w:tc>
+        <w:tc>
+          <w:tcPr>
+            <w:tcW w:type="dxa" w:w="1474"/>
+            <w:vAlign w:val="center"/>
+            <w:shd w:val="clear" w:color="auto" w:fill="F2F5FA"/>
+          </w:tcPr>
+          <w:p>
+            <w:pPr>
+              <w:spacing w:after="0"/>
+              <w:jc w:val="center"/>
+            </w:pPr>
+            <w:r>
+              <w:rPr>
+                <w:rFonts w:ascii="游ゴシック" w:hAnsi="游ゴシック" w:eastAsia="游ゴシック"/>
+                <w:b w:val="0"/>
+                <w:sz w:val="19"/>
+              </w:rPr>
+              <w:t>＋1.74％</w:t>
+            </w:r>
+          </w:p>
+        </w:tc>
+        <w:tc>
+          <w:tcPr>
+            <w:tcW w:type="dxa" w:w="1361"/>
+            <w:vAlign w:val="center"/>
+            <w:shd w:val="clear" w:color="auto" w:fill="F2F5FA"/>
+          </w:tcPr>
+          <w:p>
+            <w:pPr>
+              <w:spacing w:after="0"/>
+              <w:jc w:val="center"/>
+            </w:pPr>
+            <w:r>
+              <w:rPr>
+                <w:rFonts w:ascii="游ゴシック" w:hAnsi="游ゴシック" w:eastAsia="游ゴシック"/>
+                <w:b w:val="0"/>
+                <w:sz w:val="19"/>
+              </w:rPr>
+              <w:t>＋1.99％</w:t>
+            </w:r>
+          </w:p>
+        </w:tc>
+        <w:tc>
+          <w:tcPr>
+            <w:tcW w:type="dxa" w:w="1134"/>
+            <w:vAlign w:val="center"/>
+            <w:shd w:val="clear" w:color="auto" w:fill="F2F5FA"/>
+          </w:tcPr>
+          <w:p>
+            <w:pPr>
+              <w:spacing w:after="0"/>
+              <w:jc w:val="center"/>
+            </w:pPr>
+            <w:r>
+              <w:rPr>
+                <w:rFonts w:ascii="游ゴシック" w:hAnsi="游ゴシック" w:eastAsia="游ゴシック"/>
+                <w:b w:val="0"/>
+                <w:sz w:val="19"/>
+              </w:rPr>
+              <w:t>＋0.25pt</w:t>
+            </w:r>
+          </w:p>
+        </w:tc>
+        <w:tc>
+          <w:tcPr>
+            <w:tcW w:type="dxa" w:w="3515"/>
+            <w:vAlign w:val="center"/>
+            <w:shd w:val="clear" w:color="auto" w:fill="F2F5FA"/>
+          </w:tcPr>
+          <w:p>
+            <w:pPr>
+              <w:spacing w:after="0"/>
+            </w:pPr>
+            <w:r>
+              <w:rPr>
+                <w:rFonts w:ascii="游ゴシック" w:hAnsi="游ゴシック" w:eastAsia="游ゴシック"/>
+                <w:b w:val="0"/>
+                <w:sz w:val="19"/>
+              </w:rPr>
+              <w:t>下方に補正（3年で▲0.7％）</w:t>
+            </w:r>
+          </w:p>
+        </w:tc>
+      </w:tr>
+    </w:tbl>
+    <w:p>
+      <w:pPr>
+        <w:spacing w:before="40"/>
+      </w:pPr>
+      <w:r>
+        <w:rPr>
+          <w:rFonts w:ascii="游ゴシック" w:hAnsi="游ゴシック" w:eastAsia="游ゴシック"/>
+          <w:sz w:val="17"/>
+        </w:rPr>
+        <w:t>資料：総務省「住民基本台帳に基づく人口、人口動態及び世帯数」年齢別人口（市区町村別）【総計】、社人研「日本の地域別将来推計人口（令和5年推計）」（見える化A1・A2・A3・A4）</w:t>
+      </w:r>
+    </w:p>
+    <w:p>
+      <w:r>
+        <w:rPr>
+          <w:rFonts w:ascii="游ゴシック" w:hAnsi="游ゴシック" w:eastAsia="游ゴシック"/>
+          <w:b w:val="0"/>
+          <w:sz w:val="21"/>
+        </w:rPr>
+        <w:t>社人研は3町とも65〜74歳の減少を実績より速く見込んでいます。75歳以上は、東川町が実績の方が速く増え、東神楽町は社人研の方が速く見込んでいます。3町計で75歳以上に下方補正が生じる原因は、実質的に東神楽町にあります。</w:t>
+      </w:r>
+    </w:p>
+    <w:p>
+      <w:pPr>
+        <w:ind w:left="227"/>
+      </w:pPr>
+      <w:r>
+        <w:rPr>
+          <w:rFonts w:ascii="游ゴシック" w:hAnsi="游ゴシック" w:eastAsia="游ゴシック"/>
+          <w:sz w:val="18"/>
+        </w:rPr>
+        <w:t>※ 社人研側の町別75歳以上は、令和2年国勢調査の町別75歳以上を起点に、3町計の後期高齢者比の推移で按分した当方の推計値です。町別の公表値ではありません。社人研の市区町村別・男女5歳階級別表を取得するまで、町別の75歳以上の補正の向きは暫定とします。［要確認］</w:t>
+      </w:r>
+    </w:p>
+    <w:p>
+      <w:pPr>
+        <w:ind w:left="227"/>
+      </w:pPr>
+      <w:r>
+        <w:rPr>
+          <w:rFonts w:ascii="游ゴシック" w:hAnsi="游ゴシック" w:eastAsia="游ゴシック"/>
+          <w:sz w:val="18"/>
+        </w:rPr>
+        <w:t>※ 補正係数は算定しましたが、町別の適用は保留します。当方の推計は基準人口（第1号被保険者数）に伸び率を掛ける構造であるため、町別に適用するには町別の第1号被保険者数（65〜74歳・75〜84歳・85歳以上、令和8年3月末）が必要です。現在は3町計のみを見える化B4cから得ています。</w:t>
+      </w:r>
+    </w:p>
     <w:p>
       <w:pPr>
         <w:keepNext/>
@@ -4397,7 +5626,7 @@
           <w:b/>
           <w:sz w:val="20"/>
         </w:rPr>
-        <w:t>表7　住民基本台帳と社人研推計の差（3町計）</w:t>
+        <w:t>表8　住民基本台帳と社人研推計の差（3町計）</w:t>
       </w:r>
     </w:p>
     <w:tbl>
@@ -4963,7 +6192,17 @@
           <w:b/>
           <w:sz w:val="21"/>
         </w:rPr>
-        <w:t>したがって、総人口を上方に補正しても給付費は増えません。むしろ75歳以上を下方に補正する方向であり、この場合は給付費が減ります。</w:t>
+        <w:t>したがって、総人口を上方に補正しても給付費は増えません。3町計では75歳以上を下方に、65〜74歳を上方に補正する方向です。第1号被保険者数は増えますが、増えるのは認定率の低い前期高齢者であるため、認定者数はほとんど変わりません。</w:t>
+      </w:r>
+    </w:p>
+    <w:p>
+      <w:r>
+        <w:rPr>
+          <w:rFonts w:ascii="游ゴシック" w:hAnsi="游ゴシック" w:eastAsia="游ゴシック"/>
+          <w:b w:val="0"/>
+          <w:sz w:val="21"/>
+        </w:rPr>
+        <w:t>令和11年度で試算すると、第1号被保険者数は9,072人から9,159人へ87人増える一方、認定者数は2,004人から1,996人へ8人減ります。保険料基準額（自然体推計）は月額6,238円から約6,153円となります。</w:t>
       </w:r>
     </w:p>
     <w:p>
@@ -4987,7 +6226,7 @@
           <w:rFonts w:ascii="游ゴシック" w:hAnsi="游ゴシック" w:eastAsia="游ゴシック"/>
           <w:sz w:val="18"/>
         </w:rPr>
-        <w:t>※ 時点が9か月異なります（住民基本台帳は令和8年1月1日、見える化は令和8年10月1日）。同一時点に揃えた比較を行うため、町別住民基本台帳人口（年齢5歳階級別）のご提供をお願いしています。</w:t>
+        <w:t>※ 時点が9か月異なります（住民基本台帳は令和8年1月1日、見える化は令和8年10月1日）。同一時点に揃えた比較を行うため、町別の第1号被保険者数（年齢階級別）のご提供をお願いしています。</w:t>
       </w:r>
     </w:p>
     <w:p>
@@ -5065,7 +6304,7 @@
           <w:b/>
           <w:sz w:val="20"/>
         </w:rPr>
-        <w:t>表8　3町の現在地（主な指標）</w:t>
+        <w:t>表9　3町の現在地（主な指標）</w:t>
       </w:r>
     </w:p>
     <w:tbl>
@@ -6662,7 +7901,7 @@
           <w:b/>
           <w:sz w:val="20"/>
         </w:rPr>
-        <w:t>表9　ご提供をお願いする資料</w:t>
+        <w:t>表10　ご提供をお願いする資料</w:t>
       </w:r>
     </w:p>
     <w:tbl>
@@ -6942,7 +8181,7 @@
                 <w:b w:val="0"/>
                 <w:sz w:val="19"/>
               </w:rPr>
-              <w:t>町別住民基本台帳人口（年齢5歳階級別・令和2年〜令和8年）</w:t>
+              <w:t>町別の第1号被保険者数（年齢階級別・令和8年3月末）</w:t>
             </w:r>
           </w:p>
         </w:tc>
@@ -6962,7 +8201,7 @@
                 <w:b w:val="0"/>
                 <w:sz w:val="19"/>
               </w:rPr>
-              <w:t>人口推計を総合戦略ベースに補正するための年齢構成。国勢調査の人口等基本集計（令和8年11月頃公表見込み）を待たずに作成するために必要です。</w:t>
+              <w:t>65〜74歳・75〜84歳・85歳以上の3階級。町別の補正係数を適用するための基準人口です。現在は3町計のみを見える化B4cから得ています。なお町別住民基本台帳人口（年齢5歳階級別）は、総務省の公表資料により平成31年から令和7年までを入手済みです。</w:t>
             </w:r>
           </w:p>
         </w:tc>
@@ -6982,7 +8221,7 @@
                 <w:b w:val="0"/>
                 <w:sz w:val="19"/>
               </w:rPr>
-              <w:t>第3節の補正の②が実施できず、令和8年9月の人口推計に着手できません。</w:t>
+              <w:t>第3節の補正の町別適用ができず、サービス見込量の町別配分が3町計の按分にとどまります。</w:t>
             </w:r>
           </w:p>
         </w:tc>

--- a/output/第10期計画_3町ヒアリング資料.docx
+++ b/output/第10期計画_3町ヒアリング資料.docx
@@ -6290,7 +6290,7 @@
           <w:b w:val="0"/>
           <w:sz w:val="21"/>
         </w:rPr>
-        <w:t>3町のサービス提供の構造には大きな差があります。介護サービス自給率（区域内の事業所による給付の割合）の6区分平均は、美瑛町77.5％・東川町67.1％・東神楽町63.2％で、14.3ポイントの差があります。3町を一律に扱う整備方針は妥当でないと考えています。</w:t>
+        <w:t>3町のサービス提供の構造には大きな差があります。介護サービス自給率（区域内の事業所による給付の割合）の算定できる区分の単純平均は、美瑛町77.5％・東川町67.1％・東神楽町63.2％で、14.3ポイントの差があります。3町を一律に扱う整備方針は妥当でないと考えています。</w:t>
       </w:r>
     </w:p>
     <w:p>
@@ -6954,7 +6954,7 @@
                 <w:b/>
                 <w:sz w:val="19"/>
               </w:rPr>
-              <w:t>自給率6区分平均</w:t>
+              <w:t>自給率（算定可能区分の平均）</w:t>
             </w:r>
           </w:p>
         </w:tc>
@@ -7691,7 +7691,7 @@
           <w:rFonts w:ascii="游ゴシック" w:hAnsi="游ゴシック" w:eastAsia="游ゴシック"/>
           <w:sz w:val="21"/>
         </w:rPr>
-        <w:t>・自給率6区分平均77.5％は管内2位で、短期入所系100.0％・多機能系100.0％・通所系93.0％と区域内で完結する区分が多い一方、訪問系は45.9％にとどまります。面積676.78km²で移動距離の制約が強いことが背景と考えられます。</w:t>
+        <w:t>・自給率（算定可能区分の平均・6区分）77.5％は管内2位で、短期入所系100.0％・多機能系100.0％・通所系93.0％と区域内で完結する区分が多い一方、訪問系は45.9％にとどまります。面積676.78km²で移動距離の制約が強いことが背景と考えられます。</w:t>
       </w:r>
     </w:p>
     <w:p>
@@ -7799,7 +7799,7 @@
           <w:rFonts w:ascii="游ゴシック" w:hAnsi="游ゴシック" w:eastAsia="游ゴシック"/>
           <w:sz w:val="21"/>
         </w:rPr>
-        <w:t>・自給率6区分平均63.2％は3町で最も低く、通所系63.9％（管内16位）・施設居住系65.5％（管内13位）と区域外への依存が最も強くなっています。面積68.50km²で旭川市に隣接する条件によるものと考えられます。</w:t>
+        <w:t>・自給率（算定可能区分の平均・5区分）63.2％は3町で最も低く、通所系63.9％（管内16位）・施設居住系65.5％（管内13位）と区域外への依存が最も強くなっています。面積68.50km²で旭川市に隣接する条件によるものと考えられます。</w:t>
       </w:r>
     </w:p>
     <w:p>

--- a/output/第10期計画_3町ヒアリング資料.docx
+++ b/output/第10期計画_3町ヒアリング資料.docx
@@ -4369,7 +4369,7 @@
           <w:b/>
           <w:sz w:val="21"/>
         </w:rPr>
-        <w:t>③の算定結果は次のとおりです。町ごとに補正の向きが異なり、特に75歳以上は東川町と東神楽町で向きが逆になります。</w:t>
+        <w:t>③の算定結果は次のとおりです。65〜74歳は3町とも上方に補正する方向で、75歳以上は美瑛町が上方に、東神楽町が下方に補正する方向です。東川町の75歳以上は補正しません。</w:t>
       </w:r>
     </w:p>
     <w:p>
@@ -4626,7 +4626,7 @@
                 <w:b w:val="0"/>
                 <w:sz w:val="19"/>
               </w:rPr>
-              <w:t>▲3.37％</w:t>
+              <w:t>▲5.19％</w:t>
             </w:r>
           </w:p>
         </w:tc>
@@ -4646,7 +4646,7 @@
                 <w:b w:val="0"/>
                 <w:sz w:val="19"/>
               </w:rPr>
-              <w:t>▲0.13pt</w:t>
+              <w:t>▲1.96pt</w:t>
             </w:r>
           </w:p>
         </w:tc>
@@ -4665,7 +4665,7 @@
                 <w:b w:val="0"/>
                 <w:sz w:val="19"/>
               </w:rPr>
-              <w:t>補正しない</w:t>
+              <w:t>上方に補正（3年で＋6.3％）</w:t>
             </w:r>
           </w:p>
         </w:tc>
@@ -4751,7 +4751,7 @@
                 <w:b w:val="0"/>
                 <w:sz w:val="19"/>
               </w:rPr>
-              <w:t>＋1.83％</w:t>
+              <w:t>＋3.04％</w:t>
             </w:r>
           </w:p>
         </w:tc>
@@ -4772,7 +4772,7 @@
                 <w:b w:val="0"/>
                 <w:sz w:val="19"/>
               </w:rPr>
-              <w:t>▲1.08pt</w:t>
+              <w:t>＋0.13pt</w:t>
             </w:r>
           </w:p>
         </w:tc>
@@ -4792,7 +4792,7 @@
                 <w:b w:val="0"/>
                 <w:sz w:val="19"/>
               </w:rPr>
-              <w:t>上方に補正（3年で＋3.2％）</w:t>
+              <w:t>補正しない</w:t>
             </w:r>
           </w:p>
         </w:tc>
@@ -4875,7 +4875,7 @@
                 <w:b w:val="0"/>
                 <w:sz w:val="19"/>
               </w:rPr>
-              <w:t>▲4.66％</w:t>
+              <w:t>▲3.86％</w:t>
             </w:r>
           </w:p>
         </w:tc>
@@ -4895,7 +4895,7 @@
                 <w:b w:val="0"/>
                 <w:sz w:val="19"/>
               </w:rPr>
-              <w:t>▲1.94pt</w:t>
+              <w:t>▲1.15pt</w:t>
             </w:r>
           </w:p>
         </w:tc>
@@ -4914,7 +4914,7 @@
                 <w:b w:val="0"/>
                 <w:sz w:val="19"/>
               </w:rPr>
-              <w:t>上方に補正（3年で＋6.2％）</w:t>
+              <w:t>上方に補正（3年で＋3.6％）</w:t>
             </w:r>
           </w:p>
         </w:tc>
@@ -5000,7 +5000,7 @@
                 <w:b w:val="0"/>
                 <w:sz w:val="19"/>
               </w:rPr>
-              <w:t>＋0.88％</w:t>
+              <w:t>＋0.40％</w:t>
             </w:r>
           </w:p>
         </w:tc>
@@ -5021,7 +5021,7 @@
                 <w:b w:val="0"/>
                 <w:sz w:val="19"/>
               </w:rPr>
-              <w:t>＋0.20pt</w:t>
+              <w:t>▲0.29pt</w:t>
             </w:r>
           </w:p>
         </w:tc>
@@ -5041,7 +5041,7 @@
                 <w:b w:val="0"/>
                 <w:sz w:val="19"/>
               </w:rPr>
-              <w:t>補正しない（境界）</w:t>
+              <w:t>上方に補正（3年で＋0.9％）</w:t>
             </w:r>
           </w:p>
         </w:tc>
@@ -5124,7 +5124,7 @@
                 <w:b w:val="0"/>
                 <w:sz w:val="19"/>
               </w:rPr>
-              <w:t>▲1.55％</w:t>
+              <w:t>▲0.94％</w:t>
             </w:r>
           </w:p>
         </w:tc>
@@ -5144,7 +5144,7 @@
                 <w:b w:val="0"/>
                 <w:sz w:val="19"/>
               </w:rPr>
-              <w:t>▲1.36pt</w:t>
+              <w:t>▲0.75pt</w:t>
             </w:r>
           </w:p>
         </w:tc>
@@ -5163,7 +5163,7 @@
                 <w:b w:val="0"/>
                 <w:sz w:val="19"/>
               </w:rPr>
-              <w:t>上方に補正（3年で＋4.2％）</w:t>
+              <w:t>上方に補正（3年で＋2.3％）</w:t>
             </w:r>
           </w:p>
         </w:tc>
@@ -5249,7 +5249,7 @@
                 <w:b w:val="0"/>
                 <w:sz w:val="19"/>
               </w:rPr>
-              <w:t>＋3.58％</w:t>
+              <w:t>＋2.87％</w:t>
             </w:r>
           </w:p>
         </w:tc>
@@ -5270,7 +5270,7 @@
                 <w:b w:val="0"/>
                 <w:sz w:val="19"/>
               </w:rPr>
-              <w:t>＋1.48pt</w:t>
+              <w:t>＋0.78pt</w:t>
             </w:r>
           </w:p>
         </w:tc>
@@ -5290,7 +5290,7 @@
                 <w:b w:val="0"/>
                 <w:sz w:val="19"/>
               </w:rPr>
-              <w:t>下方に補正（3年で▲4.2％）</w:t>
+              <w:t>下方に補正（3年で▲2.2％）</w:t>
             </w:r>
           </w:p>
         </w:tc>
@@ -5554,7 +5554,38 @@
           <w:rFonts w:ascii="游ゴシック" w:hAnsi="游ゴシック" w:eastAsia="游ゴシック"/>
           <w:sz w:val="17"/>
         </w:rPr>
-        <w:t>資料：総務省「住民基本台帳に基づく人口、人口動態及び世帯数」年齢別人口（市区町村別）【総計】、社人研「日本の地域別将来推計人口（令和5年推計）」（見える化A1・A2・A3・A4）</w:t>
+        <w:t>資料：総務省「住民基本台帳に基づく人口、人口動態及び世帯数」年齢別人口（市区町村別）【総計】、社人研「日本の地域別将来推計人口（令和5年推計）」（見える化A1・A2・A3・A4及び結果表3-3・3-4）</w:t>
+      </w:r>
+    </w:p>
+    <w:p>
+      <w:pPr>
+        <w:ind w:left="227"/>
+      </w:pPr>
+      <w:r>
+        <w:rPr>
+          <w:rFonts w:ascii="游ゴシック" w:hAnsi="游ゴシック" w:eastAsia="游ゴシック"/>
+          <w:sz w:val="18"/>
+        </w:rPr>
+        <w:t>※ 社人研側の町別65歳以上・75歳以上は、結果表3-3・3-4の町別の年齢別人口割合（公表値）によります（令和8年8月31日受領）。令和8年8月30日までは按分による推計値を用いており、そのときとは町別の補正の向きが異なります。</w:t>
+      </w:r>
+    </w:p>
+    <w:p>
+      <w:r>
+        <w:rPr>
+          <w:rFonts w:ascii="游ゴシック" w:hAnsi="游ゴシック" w:eastAsia="游ゴシック"/>
+          <w:b w:val="0"/>
+          <w:sz w:val="21"/>
+        </w:rPr>
+      </w:r>
+    </w:p>
+    <w:p>
+      <w:r>
+        <w:rPr>
+          <w:rFonts w:ascii="游ゴシック" w:hAnsi="游ゴシック" w:eastAsia="游ゴシック"/>
+          <w:b w:val="0"/>
+          <w:sz w:val="20"/>
+        </w:rPr>
+        <w:t>なお、令和8年8月31日に「人口推計は社人研ではなく総合戦略上の人口で行ってほしい」とのご指示をいただきました。総合戦略の目標は総人口のみで年齢階級別の内訳がなく、美瑛町には目標そのものが設定されていないため、3町一律に総合戦略の値を用いることはできません。総人口は総合戦略の目標、年齢階級別は住民基本台帳の実績趨勢による案を別途お示ししています（人口推計の基礎の変更_総合戦略ベース）。</w:t>
       </w:r>
     </w:p>
     <w:p>
